--- a/it-pm-project-materials/Промпты_воркшопа.docx
+++ b/it-pm-project-materials/Промпты_воркшопа.docx
@@ -35,7 +35,7 @@
         <w:pStyle w:val="Heading3"/>
       </w:pPr>
       <w:r>
-        <w:t>1. Блок 1 · Запустить сборку второго мозга (первое сообщение)</w:t>
+        <w:t>1. Блок 1 · Первое сообщение конструктору (кто я и чем занимаюсь)</w:t>
       </w:r>
     </w:p>
     <w:p>
@@ -48,47 +48,7 @@
           <w:rFonts w:ascii="Consolas" w:hAnsi="Consolas"/>
           <w:sz w:val="20"/>
         </w:rPr>
-        <w:t>Привет. Я проджект-менеджер в студии внедрения ИИ-решений «Evo-ai». Ты станешь моим</w:t>
-        <w:br/>
-      </w:r>
-      <w:r>
-        <w:rPr>
-          <w:rFonts w:ascii="Consolas" w:hAnsi="Consolas"/>
-          <w:sz w:val="20"/>
-        </w:rPr>
-        <w:t>вторым мозгом в ведении проектов. Первой задачей возьмём доведение флагманского</w:t>
-        <w:br/>
-      </w:r>
-      <w:r>
-        <w:rPr>
-          <w:rFonts w:ascii="Consolas" w:hAnsi="Consolas"/>
-          <w:sz w:val="20"/>
-        </w:rPr>
-        <w:t>проекта «Гермес» (ИИ-ассистент поддержки для логистической компании) до запуска в прод.</w:t>
-        <w:br/>
-      </w:r>
-      <w:r>
-        <w:rPr>
-          <w:rFonts w:ascii="Consolas" w:hAnsi="Consolas"/>
-          <w:sz w:val="20"/>
-        </w:rPr>
-        <w:t>Прямо в папке проекта лежат мои рабочие папки с материалами вразнобой (бренд, договор,</w:t>
-        <w:br/>
-      </w:r>
-      <w:r>
-        <w:rPr>
-          <w:rFonts w:ascii="Consolas" w:hAnsi="Consolas"/>
-          <w:sz w:val="20"/>
-        </w:rPr>
-        <w:t>резюме кандидатов, каталог решений, КП вендоров, бюджет, презентации, фидбэк пилота).</w:t>
-        <w:br/>
-      </w:r>
-      <w:r>
-        <w:rPr>
-          <w:rFonts w:ascii="Consolas" w:hAnsi="Consolas"/>
-          <w:sz w:val="20"/>
-        </w:rPr>
-        <w:t>Собери мне под это второй мозг и наведи порядок.</w:t>
+        <w:t>Я project manager компании Evo-ai. Строю себе помощника для выполнения служебных обязанностей: веду проекты ИИ-внедрений (клиенты, подрядчики, команда, договоры, бюджеты, риски, решения). [Добавьте сюда всё, чем занимаетесь; можно приложить должностную инструкцию.] Собери под это структуру проекта.</w:t>
       </w:r>
     </w:p>
     <w:p>
@@ -96,7 +56,7 @@
         <w:pStyle w:val="Heading3"/>
       </w:pPr>
       <w:r>
-        <w:t>2. Блок 1 · Ответ конструктору: чем занимаюсь</w:t>
+        <w:t>2. Блок 3 · Обработать занесённые документы</w:t>
       </w:r>
     </w:p>
     <w:p>
@@ -109,23 +69,7 @@
           <w:rFonts w:ascii="Consolas" w:hAnsi="Consolas"/>
           <w:sz w:val="20"/>
         </w:rPr>
-        <w:t>Веду проекты ИИ-внедрений в студии «Evo-ai»: клиенты, подрядчики, команда, договоры,</w:t>
-        <w:br/>
-      </w:r>
-      <w:r>
-        <w:rPr>
-          <w:rFonts w:ascii="Consolas" w:hAnsi="Consolas"/>
-          <w:sz w:val="20"/>
-        </w:rPr>
-        <w:t>бюджеты, риски, решения. Это мозг для ведения проектов, а не для самой разработки кода —</w:t>
-        <w:br/>
-      </w:r>
-      <w:r>
-        <w:rPr>
-          <w:rFonts w:ascii="Consolas" w:hAnsi="Consolas"/>
-          <w:sz w:val="20"/>
-        </w:rPr>
-        <w:t>под разные задачи мозг собирается по-разному.</w:t>
+        <w:t>Первой задачей возьмём доведение флагманского проекта «Гермес» (ИИ-ассистент поддержки для логистической компании) до запуска в прод. Я загрузил мои рабочие папки с материалами вразнобой (бренд, договор, резюме кандидатов, каталог решений, КП вендоров, бюджет, презентации, фидбэк пилота). Разбери все эти документы и наведи порядок.</w:t>
       </w:r>
     </w:p>
     <w:p>
@@ -133,97 +77,7 @@
         <w:pStyle w:val="Heading3"/>
       </w:pPr>
       <w:r>
-        <w:t>3. Блок 1 · Ответ конструктору: код и роли</w:t>
-      </w:r>
-    </w:p>
-    <w:p>
-      <w:pPr>
-        <w:shd w:val="clear" w:fill="F2F2F2"/>
-        <w:ind w:left="120"/>
-      </w:pPr>
-      <w:r>
-        <w:rPr>
-          <w:rFonts w:ascii="Consolas" w:hAnsi="Consolas"/>
-          <w:sz w:val="20"/>
-        </w:rPr>
-        <w:t>Своей разработки в этом проекте не ведём — мы управляем проектами. Лендинг продукта</w:t>
-        <w:br/>
-      </w:r>
-      <w:r>
-        <w:rPr>
-          <w:rFonts w:ascii="Consolas" w:hAnsi="Consolas"/>
-          <w:sz w:val="20"/>
-        </w:rPr>
-        <w:t>соберём в финале, тогда и подключим работу с кодом. Из помощников по ходу заведём</w:t>
-        <w:br/>
-      </w:r>
-      <w:r>
-        <w:rPr>
-          <w:rFonts w:ascii="Consolas" w:hAnsi="Consolas"/>
-          <w:sz w:val="20"/>
-        </w:rPr>
-        <w:t>юриста и финансиста — добавим одной фразой, когда понадобятся.</w:t>
-      </w:r>
-    </w:p>
-    <w:p>
-      <w:pPr>
-        <w:pStyle w:val="Heading3"/>
-      </w:pPr>
-      <w:r>
-        <w:t>4. Блок 1 · Ответ конструктору: дело, цель, источники, валюта</w:t>
-      </w:r>
-    </w:p>
-    <w:p>
-      <w:pPr>
-        <w:shd w:val="clear" w:fill="F2F2F2"/>
-        <w:ind w:left="120"/>
-      </w:pPr>
-      <w:r>
-        <w:rPr>
-          <w:rFonts w:ascii="Consolas" w:hAnsi="Consolas"/>
-          <w:sz w:val="20"/>
-        </w:rPr>
-        <w:t>Студия «Evo-ai» с 2021 года. Цель — вести все проекты через этот мозг. Первая задача —</w:t>
-        <w:br/>
-      </w:r>
-      <w:r>
-        <w:rPr>
-          <w:rFonts w:ascii="Consolas" w:hAnsi="Consolas"/>
-          <w:sz w:val="20"/>
-        </w:rPr>
-        <w:t>довести проект «Гермес» (ИИ-ассистент поддержки) до запуска в прод до 01.10.2026.</w:t>
-        <w:br/>
-      </w:r>
-      <w:r>
-        <w:rPr>
-          <w:rFonts w:ascii="Consolas" w:hAnsi="Consolas"/>
-          <w:sz w:val="20"/>
-        </w:rPr>
-        <w:t>Источники — рабочие папки в проекте: бренд/манифест, интервью с основателем, каталог</w:t>
-        <w:br/>
-      </w:r>
-      <w:r>
-        <w:rPr>
-          <w:rFonts w:ascii="Consolas" w:hAnsi="Consolas"/>
-          <w:sz w:val="20"/>
-        </w:rPr>
-        <w:t>решений, договор, резюме, КП вендоров, бюджет, презентации, фидбэк пилота. Валюта —</w:t>
-        <w:br/>
-      </w:r>
-      <w:r>
-        <w:rPr>
-          <w:rFonts w:ascii="Consolas" w:hAnsi="Consolas"/>
-          <w:sz w:val="20"/>
-        </w:rPr>
-        <w:t>рубли, даты ДД.ММ.ГГГГ.</w:t>
-      </w:r>
-    </w:p>
-    <w:p>
-      <w:pPr>
-        <w:pStyle w:val="Heading3"/>
-      </w:pPr>
-      <w:r>
-        <w:t>5. Демо 1 · Анализ фидбэка пилота</w:t>
+        <w:t>3. Демо 1 · Анализ фидбэка пилота</w:t>
       </w:r>
     </w:p>
     <w:p>
@@ -266,7 +120,7 @@
           <w:rFonts w:ascii="Consolas" w:hAnsi="Consolas"/>
           <w:sz w:val="20"/>
         </w:rPr>
-        <w:t>1. Раздели все замечания и пожелания на категории (например: точность ответов,</w:t>
+        <w:t>1. Раздели все замечания и пожелания на категории (например: точность ответов, скорость/латентность, тон и формулировки, покрытие тем, интеграция/баги, UX подсказок, доверие и эскалация).</w:t>
         <w:br/>
       </w:r>
       <w:r>
@@ -274,31 +128,7 @@
           <w:rFonts w:ascii="Consolas" w:hAnsi="Consolas"/>
           <w:sz w:val="20"/>
         </w:rPr>
-        <w:t xml:space="preserve">   скорость/латентность, тон и формулировки, покрытие тем, интеграция/баги, UX подсказок,</w:t>
-        <w:br/>
-      </w:r>
-      <w:r>
-        <w:rPr>
-          <w:rFonts w:ascii="Consolas" w:hAnsi="Consolas"/>
-          <w:sz w:val="20"/>
-        </w:rPr>
-        <w:t xml:space="preserve">   доверие и эскалация).</w:t>
-        <w:br/>
-      </w:r>
-      <w:r>
-        <w:rPr>
-          <w:rFonts w:ascii="Consolas" w:hAnsi="Consolas"/>
-          <w:sz w:val="20"/>
-        </w:rPr>
-        <w:t>2. Для каждой категории — сколько раз встречается, конкретные цитаты (1-2), и что это</w:t>
-        <w:br/>
-      </w:r>
-      <w:r>
-        <w:rPr>
-          <w:rFonts w:ascii="Consolas" w:hAnsi="Consolas"/>
-          <w:sz w:val="20"/>
-        </w:rPr>
-        <w:t xml:space="preserve">   значит для нас перед запуском в прод.</w:t>
+        <w:t>2. Для каждой категории — сколько раз встречается, конкретные цитаты (1-2), и что это значит для нас перед запуском в прод.</w:t>
         <w:br/>
       </w:r>
       <w:r>
@@ -344,7 +174,7 @@
         <w:pStyle w:val="Heading3"/>
       </w:pPr>
       <w:r>
-        <w:t>6. Демо 1 · Пересохранить в Markdown</w:t>
+        <w:t>4. Демо 1 · Итерация: раздел про второй релиз</w:t>
       </w:r>
     </w:p>
     <w:p>
@@ -357,7 +187,7 @@
           <w:rFonts w:ascii="Consolas" w:hAnsi="Consolas"/>
           <w:sz w:val="20"/>
         </w:rPr>
-        <w:t>Давай пересохраним этот анализ в md. Потом удали .docx</w:t>
+        <w:t>Хорошо. Теперь добавь в этот отчёт раздел «Что обязательно закрыть до запуска в прод» — на основе тех замечаний, где люди критикуют конкретные технические параметры (латентность в часы пик, ответы без ссылки на регламент, путаница в тарифах, отсутствие эскалации сложных случаев). 5-7 пунктов, по каждому — что именно сделать и как проверить, что починили.</w:t>
       </w:r>
     </w:p>
     <w:p>
@@ -365,52 +195,7 @@
         <w:pStyle w:val="Heading3"/>
       </w:pPr>
       <w:r>
-        <w:t>7. Демо 1 · Итерация: раздел про второй релиз</w:t>
-      </w:r>
-    </w:p>
-    <w:p>
-      <w:pPr>
-        <w:shd w:val="clear" w:fill="F2F2F2"/>
-        <w:ind w:left="120"/>
-      </w:pPr>
-      <w:r>
-        <w:rPr>
-          <w:rFonts w:ascii="Consolas" w:hAnsi="Consolas"/>
-          <w:sz w:val="20"/>
-        </w:rPr>
-        <w:t>Хорошо. Теперь добавь в этот отчёт раздел «Что обязательно закрыть до запуска в прод» —</w:t>
-        <w:br/>
-      </w:r>
-      <w:r>
-        <w:rPr>
-          <w:rFonts w:ascii="Consolas" w:hAnsi="Consolas"/>
-          <w:sz w:val="20"/>
-        </w:rPr>
-        <w:t>на основе тех замечаний, где люди критикуют конкретные технические параметры (латентность</w:t>
-        <w:br/>
-      </w:r>
-      <w:r>
-        <w:rPr>
-          <w:rFonts w:ascii="Consolas" w:hAnsi="Consolas"/>
-          <w:sz w:val="20"/>
-        </w:rPr>
-        <w:t>в часы пик, ответы без ссылки на регламент, путаница в тарифах, отсутствие эскалации сложных</w:t>
-        <w:br/>
-      </w:r>
-      <w:r>
-        <w:rPr>
-          <w:rFonts w:ascii="Consolas" w:hAnsi="Consolas"/>
-          <w:sz w:val="20"/>
-        </w:rPr>
-        <w:t>случаев). 5-7 пунктов, по каждому — что именно сделать и как проверить, что починили.</w:t>
-      </w:r>
-    </w:p>
-    <w:p>
-      <w:pPr>
-        <w:pStyle w:val="Heading3"/>
-      </w:pPr>
-      <w:r>
-        <w:t>8. Демо 1 · Excel: сравнение вендоров</w:t>
+        <w:t>5. Демо 1 · Excel: сравнение вендоров</w:t>
       </w:r>
     </w:p>
     <w:p>
@@ -438,7 +223,7 @@
           <w:rFonts w:ascii="Consolas" w:hAnsi="Consolas"/>
           <w:sz w:val="20"/>
         </w:rPr>
-        <w:t>Там цены и условия в разном формате (рубли/доллары, за 1000 запросов / за 1M токенов /</w:t>
+        <w:t>Там цены и условия в разном формате (рубли/доллары, за 1000 запросов / за 1M токенов / за GPU-час / за месяц, разные минималки, разные условия оплаты). Приведи к единому формату:</w:t>
         <w:br/>
       </w:r>
       <w:r>
@@ -446,23 +231,7 @@
           <w:rFonts w:ascii="Consolas" w:hAnsi="Consolas"/>
           <w:sz w:val="20"/>
         </w:rPr>
-        <w:t>за GPU-час / за месяц, разные минималки, разные условия оплаты). Приведи к единому формату:</w:t>
-        <w:br/>
-      </w:r>
-      <w:r>
-        <w:rPr>
-          <w:rFonts w:ascii="Consolas" w:hAnsi="Consolas"/>
-          <w:sz w:val="20"/>
-        </w:rPr>
-        <w:t>— все цены в рубли за 1000 запросов (доллары пересчитай по курсу 92 ₽/$; допущение:</w:t>
-        <w:br/>
-      </w:r>
-      <w:r>
-        <w:rPr>
-          <w:rFonts w:ascii="Consolas" w:hAnsi="Consolas"/>
-          <w:sz w:val="20"/>
-        </w:rPr>
-        <w:t xml:space="preserve">  средний запрос ≈ 1500 токенов);</w:t>
+        <w:t>— все цены в рубли за 1000 запросов (доллары пересчитай по курсу 92 ₽/$; допущение: средний запрос ≈ 1500 токенов);</w:t>
         <w:br/>
       </w:r>
       <w:r>
@@ -501,15 +270,7 @@
           <w:rFonts w:ascii="Consolas" w:hAnsi="Consolas"/>
           <w:sz w:val="20"/>
         </w:rPr>
-        <w:t>Сохрани новый файл как Сравнение_вендоров_2026-06.xlsx.</w:t>
-        <w:br/>
-      </w:r>
-      <w:r>
-        <w:rPr>
-          <w:rFonts w:ascii="Consolas" w:hAnsi="Consolas"/>
-          <w:sz w:val="20"/>
-        </w:rPr>
-        <w:t>Исходный файл не трогай.</w:t>
+        <w:t>Сохрани новый файл как Сравнение_вендоров_2026-06.xlsx. Исходный файл не трогай.</w:t>
         <w:br/>
       </w:r>
       <w:r>
@@ -524,15 +285,7 @@
           <w:rFonts w:ascii="Consolas" w:hAnsi="Consolas"/>
           <w:sz w:val="20"/>
         </w:rPr>
-        <w:t>В конце — короткий вывод текстом: какой вендор выгоднее всего по совокупности параметров</w:t>
-        <w:br/>
-      </w:r>
-      <w:r>
-        <w:rPr>
-          <w:rFonts w:ascii="Consolas" w:hAnsi="Consolas"/>
-          <w:sz w:val="20"/>
-        </w:rPr>
-        <w:t>(учти, что VectoDB — это про векторную базу, а не инференс, его не сравнивай напрямую).</w:t>
+        <w:t>В конце — короткий вывод текстом: какой вендор выгоднее всего по совокупности параметров (учти, что VectoDB — это про векторную базу, а не инференс, его не сравнивай напрямую).</w:t>
       </w:r>
     </w:p>
     <w:p>
@@ -540,7 +293,7 @@
         <w:pStyle w:val="Heading3"/>
       </w:pPr>
       <w:r>
-        <w:t>9. Демо 1 · Запомнить решение по вендору</w:t>
+        <w:t>6. Демо 1 · Запомнить решение по вендору</w:t>
       </w:r>
     </w:p>
     <w:p>
@@ -553,31 +306,7 @@
           <w:rFonts w:ascii="Consolas" w:hAnsi="Consolas"/>
           <w:sz w:val="20"/>
         </w:rPr>
-        <w:t>Запомни это: по результатам сравнения вендоров инференса выбираем МодельАПИ, так как цена</w:t>
-        <w:br/>
-      </w:r>
-      <w:r>
-        <w:rPr>
-          <w:rFonts w:ascii="Consolas" w:hAnsi="Consolas"/>
-          <w:sz w:val="20"/>
-        </w:rPr>
-        <w:t>близка к минимуму за 1000 запросов, постоплата 7 дней помогает на старте cash flow, низкая</w:t>
-        <w:br/>
-      </w:r>
-      <w:r>
-        <w:rPr>
-          <w:rFonts w:ascii="Consolas" w:hAnsi="Consolas"/>
-          <w:sz w:val="20"/>
-        </w:rPr>
-        <w:t>минималка даёт тестировать без риска, а SLA 99,5% нас устраивает. TokenFlow оставляем как</w:t>
-        <w:br/>
-      </w:r>
-      <w:r>
-        <w:rPr>
-          <w:rFonts w:ascii="Consolas" w:hAnsi="Consolas"/>
-          <w:sz w:val="20"/>
-        </w:rPr>
-        <w:t>запасного на случай перебоев и когда нужны топ-модели.</w:t>
+        <w:t>Запомни это: по результатам сравнения вендоров инференса выбираем МодельАПИ. TokenFlow оставляем как запасного на случай перебоев и когда нужны топ-модели.</w:t>
       </w:r>
     </w:p>
     <w:p>
@@ -585,7 +314,7 @@
         <w:pStyle w:val="Heading3"/>
       </w:pPr>
       <w:r>
-        <w:t>10. Демо 2 · Разбор договора с Гермесом</w:t>
+        <w:t>7. Демо 2 · Разбор договора с Гермесом</w:t>
       </w:r>
     </w:p>
     <w:p>
@@ -691,7 +420,7 @@
         <w:pStyle w:val="Heading3"/>
       </w:pPr>
       <w:r>
-        <w:t>11. Демо 2 · Что зафиксировать в wiki?</w:t>
+        <w:t>8. Демо 2 · Что зафиксировать в wiki?</w:t>
       </w:r>
     </w:p>
     <w:p>
@@ -704,15 +433,7 @@
           <w:rFonts w:ascii="Consolas" w:hAnsi="Consolas"/>
           <w:sz w:val="20"/>
         </w:rPr>
-        <w:t>Здесь есть что-то достаточно важное и долгоиграющее, чтобы зафиксировать в wiki/? Если да —</w:t>
-        <w:br/>
-      </w:r>
-      <w:r>
-        <w:rPr>
-          <w:rFonts w:ascii="Consolas" w:hAnsi="Consolas"/>
-          <w:sz w:val="20"/>
-        </w:rPr>
-        <w:t>предложи, что именно и в какой раздел.</w:t>
+        <w:t>Здесь есть что-то достаточно важное и долгоиграющее, чтобы зафиксировать в wiki/? Если да — предложи, что стоит запомнить.</w:t>
       </w:r>
     </w:p>
     <w:p>
@@ -720,7 +441,7 @@
         <w:pStyle w:val="Heading3"/>
       </w:pPr>
       <w:r>
-        <w:t>12. Демо 2 · Письмо контрагенту</w:t>
+        <w:t>9. Демо 2 · Письмо контрагенту</w:t>
       </w:r>
     </w:p>
     <w:p>
@@ -733,23 +454,7 @@
           <w:rFonts w:ascii="Consolas" w:hAnsi="Consolas"/>
           <w:sz w:val="20"/>
         </w:rPr>
-        <w:t>Сделай проект имейла для заказчика с нашими замечаниями по договору. По всем критически</w:t>
-        <w:br/>
-      </w:r>
-      <w:r>
-        <w:rPr>
-          <w:rFonts w:ascii="Consolas" w:hAnsi="Consolas"/>
-          <w:sz w:val="20"/>
-        </w:rPr>
-        <w:t>важным пунктам укажи их текущую редакцию, предпочтительную (для нас) редакцию и обоснование</w:t>
-        <w:br/>
-      </w:r>
-      <w:r>
-        <w:rPr>
-          <w:rFonts w:ascii="Consolas" w:hAnsi="Consolas"/>
-          <w:sz w:val="20"/>
-        </w:rPr>
-        <w:t>запрашиваемого изменения. Документ должен быть готовым для отправки этому заказчику.</w:t>
+        <w:t>Сделай проект имейла для заказчика с нашими замечаниями по договору. По всем критически важным пунктам укажи их текущую редакцию, предпочтительную (для нас) редакцию и обоснование запрашиваемого изменения. Документ должен быть готовым для отправки этому заказчику.</w:t>
       </w:r>
     </w:p>
     <w:p>
@@ -757,7 +462,7 @@
         <w:pStyle w:val="Heading3"/>
       </w:pPr>
       <w:r>
-        <w:t>13. Демо 3 · Ресёрч рынка ИИ-ассистентов поддержки</w:t>
+        <w:t>10. Демо 3 · Ресёрч рынка ИИ-ассистентов поддержки</w:t>
       </w:r>
     </w:p>
     <w:p>
@@ -770,15 +475,7 @@
           <w:rFonts w:ascii="Consolas" w:hAnsi="Consolas"/>
           <w:sz w:val="20"/>
         </w:rPr>
-        <w:t>Прежде чем начать — посмотри базу знаний, может у нас уже есть что-то по рынку ИИ-ассистентов.</w:t>
-        <w:br/>
-      </w:r>
-      <w:r>
-        <w:rPr>
-          <w:rFonts w:ascii="Consolas" w:hAnsi="Consolas"/>
-          <w:sz w:val="20"/>
-        </w:rPr>
-        <w:t>Если есть — учти. Если нет — двигайся дальше.</w:t>
+        <w:t>Прежде чем начать — посмотри базу знаний, может у нас уже есть что-то по рынку ИИ-ассистентов. Если есть — учти. Если нет — двигайся дальше.</w:t>
         <w:br/>
       </w:r>
       <w:r>
@@ -855,15 +552,7 @@
           <w:rFonts w:ascii="Consolas" w:hAnsi="Consolas"/>
           <w:sz w:val="20"/>
         </w:rPr>
-        <w:t>После завершения — сделай краткое саммари ключевых цифр (5-7 штук) и предложи, стоит ли их</w:t>
-        <w:br/>
-      </w:r>
-      <w:r>
-        <w:rPr>
-          <w:rFonts w:ascii="Consolas" w:hAnsi="Consolas"/>
-          <w:sz w:val="20"/>
-        </w:rPr>
-        <w:t>зафиксировать в wiki/ (раздел discovery) как наш справочник по рынку.</w:t>
+        <w:t>После завершения — сделай краткое саммари ключевых цифр (5-7 штук) и предложи, стоит ли их зафиксировать в wiki как наш справочник по рынку.</w:t>
       </w:r>
     </w:p>
     <w:p>
@@ -871,7 +560,7 @@
         <w:pStyle w:val="Heading3"/>
       </w:pPr>
       <w:r>
-        <w:t>14. Демо 3 · Выводы для проекта</w:t>
+        <w:t>11. Демо 3 · Выводы для проекта</w:t>
       </w:r>
     </w:p>
     <w:p>
@@ -884,23 +573,7 @@
           <w:rFonts w:ascii="Consolas" w:hAnsi="Consolas"/>
           <w:sz w:val="20"/>
         </w:rPr>
-        <w:t>По результатам анализа, что это меняет для нашего проекта «Гермес»? Может, это как-то влияет</w:t>
-        <w:br/>
-      </w:r>
-      <w:r>
-        <w:rPr>
-          <w:rFonts w:ascii="Consolas" w:hAnsi="Consolas"/>
-          <w:sz w:val="20"/>
-        </w:rPr>
-        <w:t>на наше предложение или на метрики успеха, которые мы обещаем заказчику? Если нужно — посмотри</w:t>
-        <w:br/>
-      </w:r>
-      <w:r>
-        <w:rPr>
-          <w:rFonts w:ascii="Consolas" w:hAnsi="Consolas"/>
-          <w:sz w:val="20"/>
-        </w:rPr>
-        <w:t>в исходные документы, которые ты ещё не обрабатывал.</w:t>
+        <w:t>По результатам анализа, что это меняет для нашего проекта «Гермес»? Может, это как-то влияет на наше предложение или на метрики успеха, которые мы обещаем заказчику? Если нужно — посмотри в исходные документы, которые ты ещё не обрабатывал.</w:t>
       </w:r>
     </w:p>
     <w:p>
@@ -908,7 +581,7 @@
         <w:pStyle w:val="Heading3"/>
       </w:pPr>
       <w:r>
-        <w:t>15. Демо 3 · Новая структура презентации</w:t>
+        <w:t>12. Демо 3 · Новая структура презентации</w:t>
       </w:r>
     </w:p>
     <w:p>
@@ -945,7 +618,7 @@
           <w:rFonts w:ascii="Consolas" w:hAnsi="Consolas"/>
           <w:sz w:val="20"/>
         </w:rPr>
-        <w:t>— наш анализ обратной связи пилота (сделали в Демо 1);</w:t>
+        <w:t>— наш анализ обратной связи пилота;</w:t>
         <w:br/>
       </w:r>
       <w:r>
@@ -953,7 +626,7 @@
           <w:rFonts w:ascii="Consolas" w:hAnsi="Consolas"/>
           <w:sz w:val="20"/>
         </w:rPr>
-        <w:t>— наш ресёрч по рынку ИИ-поддержки (сделали в Демо 3).</w:t>
+        <w:t>— наш ресёрч по рынку ИИ-поддержки.</w:t>
         <w:br/>
       </w:r>
       <w:r>
@@ -1007,15 +680,7 @@
           <w:rFonts w:ascii="Consolas" w:hAnsi="Consolas"/>
           <w:sz w:val="20"/>
         </w:rPr>
-        <w:t>Опирайся на реальные данные из перечисленных файлов, не выдумывай. Если для какого-то слайда</w:t>
-        <w:br/>
-      </w:r>
-      <w:r>
-        <w:rPr>
-          <w:rFonts w:ascii="Consolas" w:hAnsi="Consolas"/>
-          <w:sz w:val="20"/>
-        </w:rPr>
-        <w:t>данных не хватает — пометь "[нужны данные: ...]".</w:t>
+        <w:t>Опирайся на реальные данные из перечисленных файлов, не выдумывай. Если для какого-то слайда данных не хватает — пометь "[нужны данные: ...]".</w:t>
         <w:br/>
       </w:r>
       <w:r>
@@ -1030,7 +695,7 @@
           <w:rFonts w:ascii="Consolas" w:hAnsi="Consolas"/>
           <w:sz w:val="20"/>
         </w:rPr>
-        <w:t>Сохрани как output/черновики/Презентация_Гермес_v2_структура.pptx.</w:t>
+        <w:t>Сохрани как Презентация_Гермес_v2_структура.pptx.</w:t>
       </w:r>
     </w:p>
     <w:p>
@@ -1038,7 +703,7 @@
         <w:pStyle w:val="Heading3"/>
       </w:pPr>
       <w:r>
-        <w:t>16. Блок 7 · Массовая обработка 20 резюме</w:t>
+        <w:t>13. Блок 8 · Массовая обработка 20 резюме</w:t>
       </w:r>
     </w:p>
     <w:p>
@@ -1051,15 +716,7 @@
           <w:rFonts w:ascii="Consolas" w:hAnsi="Consolas"/>
           <w:sz w:val="20"/>
         </w:rPr>
-        <w:t>В проекте есть папка с 20 PDF-откликами на вакансию ML/LLM-инженера для проекта «Гермес»</w:t>
-        <w:br/>
-      </w:r>
-      <w:r>
-        <w:rPr>
-          <w:rFonts w:ascii="Consolas" w:hAnsi="Consolas"/>
-          <w:sz w:val="20"/>
-        </w:rPr>
-        <w:t>и файл с требованиями к кандидату.</w:t>
+        <w:t>В проекте есть папка с 20 PDF-откликами на вакансию ML/LLM-инженера для проекта «Гермес» и файл с требованиями к кандидату.</w:t>
         <w:br/>
       </w:r>
       <w:r>
@@ -1089,31 +746,7 @@
           <w:rFonts w:ascii="Consolas" w:hAnsi="Consolas"/>
           <w:sz w:val="20"/>
         </w:rPr>
-        <w:t>1. Прочитай все 20 резюме по очереди. Для каждого извлеки в нормализованную форму: ФИО,</w:t>
-        <w:br/>
-      </w:r>
-      <w:r>
-        <w:rPr>
-          <w:rFonts w:ascii="Consolas" w:hAnsi="Consolas"/>
-          <w:sz w:val="20"/>
-        </w:rPr>
-        <w:t>возраст, грейд (senior/middle/junior/стажёр), опыт в ML/LLM (лет), последнее место работы,</w:t>
-        <w:br/>
-      </w:r>
-      <w:r>
-        <w:rPr>
-          <w:rFonts w:ascii="Consolas" w:hAnsi="Consolas"/>
-          <w:sz w:val="20"/>
-        </w:rPr>
-        <w:t>наличие прод-проекта на LLM/RAG (да/нет), ключевой стек, английский (чтение / разговорный /</w:t>
-        <w:br/>
-      </w:r>
-      <w:r>
-        <w:rPr>
-          <w:rFonts w:ascii="Consolas" w:hAnsi="Consolas"/>
-          <w:sz w:val="20"/>
-        </w:rPr>
-        <w:t>свободный), таймзона и overlap с командой (МСК), готовность к спринт-ритму и on-call.</w:t>
+        <w:t>1. Прочитай все 20 резюме по очереди. Для каждого извлеки в нормализованную форму: ФИО, возраст, грейд (senior/middle/junior/стажёр), опыт в ML/LLM (лет), последнее место работы, наличие прод-проекта на LLM/RAG (да/нет), ключевой стек, английский (чтение / разговорный / свободный), таймзона и overlap с командой (МСК), готовность к спринт-ритму и on-call.</w:t>
         <w:br/>
       </w:r>
       <w:r>
@@ -1128,15 +761,7 @@
           <w:rFonts w:ascii="Consolas" w:hAnsi="Consolas"/>
           <w:sz w:val="20"/>
         </w:rPr>
-        <w:t>2. Сохрани таблицу как output/черновики/Резюме_кандидатов_сводка.xlsx.</w:t>
-        <w:br/>
-      </w:r>
-      <w:r>
-        <w:rPr>
-          <w:rFonts w:ascii="Consolas" w:hAnsi="Consolas"/>
-          <w:sz w:val="20"/>
-        </w:rPr>
-        <w:t>В таблице — 20 строк, по одной на кандидата.</w:t>
+        <w:t>2. Сохрани таблицу как output/черновики/Резюме_кандидатов_сводка.xlsx. В таблице — 20 строк, по одной на кандидата.</w:t>
         <w:br/>
       </w:r>
       <w:r>
@@ -1151,15 +776,7 @@
           <w:rFonts w:ascii="Consolas" w:hAnsi="Consolas"/>
           <w:sz w:val="20"/>
         </w:rPr>
-        <w:t>3. Поставь каждому балл от 1 до 10 по соответствию требованиям из файла вакансии. Балл —</w:t>
-        <w:br/>
-      </w:r>
-      <w:r>
-        <w:rPr>
-          <w:rFonts w:ascii="Consolas" w:hAnsi="Consolas"/>
-          <w:sz w:val="20"/>
-        </w:rPr>
-        <w:t>отдельным столбцом, обоснование в одной строке — соседним.</w:t>
+        <w:t>3. Поставь каждому балл от 1 до 10 по соответствию требованиям из файла вакансии. Балл — отдельным столбцом, обоснование в одной строке — соседним.</w:t>
         <w:br/>
       </w:r>
       <w:r>
@@ -1189,15 +806,7 @@
           <w:rFonts w:ascii="Consolas" w:hAnsi="Consolas"/>
           <w:sz w:val="20"/>
         </w:rPr>
-        <w:t>5. В конце — короткий комментарий текстом: кого из топ-5 звать на техническое интервью в</w:t>
-        <w:br/>
-      </w:r>
-      <w:r>
-        <w:rPr>
-          <w:rFonts w:ascii="Consolas" w:hAnsi="Consolas"/>
-          <w:sz w:val="20"/>
-        </w:rPr>
-        <w:t>первую очередь и почему.</w:t>
+        <w:t>5. В конце — короткий комментарий текстом: кого из топ-5 звать на техническое интервью в первую очередь и почему.</w:t>
       </w:r>
     </w:p>
     <w:p>
@@ -1205,7 +814,7 @@
         <w:pStyle w:val="Heading3"/>
       </w:pPr>
       <w:r>
-        <w:t>17. Блок 8 · Создать роль юриста</w:t>
+        <w:t>14. Блок 9 · Создать роль юриста</w:t>
       </w:r>
     </w:p>
     <w:p>
@@ -1226,7 +835,7 @@
         <w:pStyle w:val="Heading3"/>
       </w:pPr>
       <w:r>
-        <w:t>18. Блок 8 · Вызвать юриста</w:t>
+        <w:t>15. Блок 9 · Вызвать юриста</w:t>
       </w:r>
     </w:p>
     <w:p>
@@ -1239,15 +848,7 @@
           <w:rFonts w:ascii="Consolas" w:hAnsi="Consolas"/>
           <w:sz w:val="20"/>
         </w:rPr>
-        <w:t>Прочитай roles/юрист.md и работай в этой роли. Подтверди и кратко скажи, что у нас уже</w:t>
-        <w:br/>
-      </w:r>
-      <w:r>
-        <w:rPr>
-          <w:rFonts w:ascii="Consolas" w:hAnsi="Consolas"/>
-          <w:sz w:val="20"/>
-        </w:rPr>
-        <w:t>зафиксировано по юридической части.</w:t>
+        <w:t>Работай в роли юриста. Подтверди и кратко скажи, что у нас уже зафиксировано по юридической части.</w:t>
       </w:r>
     </w:p>
     <w:p>
@@ -1255,7 +856,7 @@
         <w:pStyle w:val="Heading3"/>
       </w:pPr>
       <w:r>
-        <w:t>19. Блок 8 · Вопрос юристу: три риска</w:t>
+        <w:t>16. Блок 9 · Вопрос юристу: три риска</w:t>
       </w:r>
     </w:p>
     <w:p>
@@ -1268,15 +869,7 @@
           <w:rFonts w:ascii="Consolas" w:hAnsi="Consolas"/>
           <w:sz w:val="20"/>
         </w:rPr>
-        <w:t>Назови три самых серьёзных юридических риска, которые у нас сейчас есть по проекту, и откуда</w:t>
-        <w:br/>
-      </w:r>
-      <w:r>
-        <w:rPr>
-          <w:rFonts w:ascii="Consolas" w:hAnsi="Consolas"/>
-          <w:sz w:val="20"/>
-        </w:rPr>
-        <w:t>каждый (пункт договора или документ).</w:t>
+        <w:t>Назови три самых серьёзных юридических риска, которые у нас сейчас есть по проекту, и откуда каждый (пункт договора или документ).</w:t>
       </w:r>
     </w:p>
     <w:p>
@@ -1284,7 +877,7 @@
         <w:pStyle w:val="Heading3"/>
       </w:pPr>
       <w:r>
-        <w:t>20. Блок 8 · Задача юристу: вопросы по Орбите</w:t>
+        <w:t>17. Блок 9 · Задача юристу: вопросы по Орбите</w:t>
       </w:r>
     </w:p>
     <w:p>
@@ -1297,31 +890,7 @@
           <w:rFonts w:ascii="Consolas" w:hAnsi="Consolas"/>
           <w:sz w:val="20"/>
         </w:rPr>
-        <w:t>По второму клиенту в воронке — «Орбита» — заказчик готов обсуждать, договор пока не прислали.</w:t>
-        <w:br/>
-      </w:r>
-      <w:r>
-        <w:rPr>
-          <w:rFonts w:ascii="Consolas" w:hAnsi="Consolas"/>
-          <w:sz w:val="20"/>
-        </w:rPr>
-        <w:t>Подготовь список из 10 вопросов и пунктов, которые мы должны проверить и обсудить с заказчиком</w:t>
-        <w:br/>
-      </w:r>
-      <w:r>
-        <w:rPr>
-          <w:rFonts w:ascii="Consolas" w:hAnsi="Consolas"/>
-          <w:sz w:val="20"/>
-        </w:rPr>
-        <w:t>ДО подписания договора. Опирайся на риски, которые мы уже выявили по «Гермесу» — не наступать</w:t>
-        <w:br/>
-      </w:r>
-      <w:r>
-        <w:rPr>
-          <w:rFonts w:ascii="Consolas" w:hAnsi="Consolas"/>
-          <w:sz w:val="20"/>
-        </w:rPr>
-        <w:t>на те же грабли. Сохрани результат в Вопросы_по_Орбите.md.</w:t>
+        <w:t>По второму клиенту в воронке — «Орбита» — заказчик готов обсуждать, договор пока не прислали. Подготовь список из 10 вопросов и пунктов, которые мы должны проверить и обсудить с заказчиком ДО подписания договора. Опирайся на риски, которые мы уже выявили по «Гермесу» — не наступать на те же грабли. Сохрани результат в Вопросы_по_Орбите.md.</w:t>
       </w:r>
     </w:p>
     <w:p>
@@ -1329,7 +898,7 @@
         <w:pStyle w:val="Heading3"/>
       </w:pPr>
       <w:r>
-        <w:t>21. Блок 8.2.5 · Создать роль финансиста</w:t>
+        <w:t>18. Блок 9 · Напомнить проверить договор Орбиты</w:t>
       </w:r>
     </w:p>
     <w:p>
@@ -1342,15 +911,7 @@
           <w:rFonts w:ascii="Consolas" w:hAnsi="Consolas"/>
           <w:sz w:val="20"/>
         </w:rPr>
-        <w:t>Я положил в проект папку с нашим стандартом проектной экономики (проектные-стандарты).</w:t>
-        <w:br/>
-      </w:r>
-      <w:r>
-        <w:rPr>
-          <w:rFonts w:ascii="Consolas" w:hAnsi="Consolas"/>
-          <w:sz w:val="20"/>
-        </w:rPr>
-        <w:t>Создай роль финансиста и разбери эти документы — пусть они станут её опорными знаниями.</w:t>
+        <w:t>Когда придёт договор от этого контрагента, надо не забыть проверить его по этим пунктам.</w:t>
       </w:r>
     </w:p>
     <w:p>
@@ -1358,7 +919,7 @@
         <w:pStyle w:val="Heading3"/>
       </w:pPr>
       <w:r>
-        <w:t>22. Блок 8.2.5 · Вопрос финансисту: нормативы</w:t>
+        <w:t>19. Блок 9 · Создать роль финансиста</w:t>
       </w:r>
     </w:p>
     <w:p>
@@ -1371,15 +932,7 @@
           <w:rFonts w:ascii="Consolas" w:hAnsi="Consolas"/>
           <w:sz w:val="20"/>
         </w:rPr>
-        <w:t>Какая у нас целевая валовая маржа проекта и минимальная предоплата заказчика на старте?</w:t>
-        <w:br/>
-      </w:r>
-      <w:r>
-        <w:rPr>
-          <w:rFonts w:ascii="Consolas" w:hAnsi="Consolas"/>
-          <w:sz w:val="20"/>
-        </w:rPr>
-        <w:t>И укладывается ли в эти рамки «Гермес» по тем данным, что уже есть в проекте?</w:t>
+        <w:t>Я положил в проект папку с нашим стандартом проектной экономики (проектные-стандарты). Создай роль финансиста и разбери эти документы — пусть они станут её опорными знаниями.</w:t>
       </w:r>
     </w:p>
     <w:p>
@@ -1387,7 +940,7 @@
         <w:pStyle w:val="Heading3"/>
       </w:pPr>
       <w:r>
-        <w:t>23. Блок 8.2.5 · Задача финансисту: финпрофиль проекта</w:t>
+        <w:t>20. Блок 9 · Вопрос финансисту: нормативы</w:t>
       </w:r>
     </w:p>
     <w:p>
@@ -1400,31 +953,28 @@
           <w:rFonts w:ascii="Consolas" w:hAnsi="Consolas"/>
           <w:sz w:val="20"/>
         </w:rPr>
-        <w:t>Посчитай финансовый профиль проекта «Гермес»: валовую маржу, структуру себестоимости и</w:t>
-        <w:br/>
+        <w:t>Работаем в роли финансист. Какая у нас целевая валовая маржа проекта и минимальная предоплата заказчика на старте? И укладывается ли в эти рамки «Гермес» по тем данным, что уже есть в проекте?</w:t>
       </w:r>
+    </w:p>
+    <w:p>
+      <w:pPr>
+        <w:pStyle w:val="Heading3"/>
+      </w:pPr>
+      <w:r>
+        <w:t>21. Блок 9 · Задача финансисту: финпрофиль проекта</w:t>
+      </w:r>
+    </w:p>
+    <w:p>
+      <w:pPr>
+        <w:shd w:val="clear" w:fill="F2F2F2"/>
+        <w:ind w:left="120"/>
+      </w:pPr>
       <w:r>
         <w:rPr>
           <w:rFonts w:ascii="Consolas" w:hAnsi="Consolas"/>
           <w:sz w:val="20"/>
         </w:rPr>
-        <w:t>проектную EBITDA. Опирайся на наши нормативы (доля ФОТ, инфраструктура/инференс, резерв,</w:t>
-        <w:br/>
-      </w:r>
-      <w:r>
-        <w:rPr>
-          <w:rFonts w:ascii="Consolas" w:hAnsi="Consolas"/>
-          <w:sz w:val="20"/>
-        </w:rPr>
-        <w:t>целевая маржа) и учти юр-находки (гарантия 12 мес бесплатных доработок как скрытая стоимость,</w:t>
-        <w:br/>
-      </w:r>
-      <w:r>
-        <w:rPr>
-          <w:rFonts w:ascii="Consolas" w:hAnsi="Consolas"/>
-          <w:sz w:val="20"/>
-        </w:rPr>
-        <w:t>неустойка за срыв срока). Стоимость и бюджет возьми из проекта.</w:t>
+        <w:t>Посчитай финансовый профиль проекта «Гермес»: валовую маржу, структуру себестоимости и проектную EBITDA. Опирайся на наши нормативы (доля ФОТ, инфраструктура/инференс, резерв, целевая маржа) и учти юр-находки (гарантия 12 мес бесплатных доработок как скрытая стоимость, неустойка за срыв срока). Стоимость и бюджет возьми из проекта.</w:t>
         <w:br/>
       </w:r>
       <w:r>
@@ -1439,15 +989,7 @@
           <w:rFonts w:ascii="Consolas" w:hAnsi="Consolas"/>
           <w:sz w:val="20"/>
         </w:rPr>
-        <w:t>Результат — короткий .docx «Финансовый профиль проекта Гермес» в output/черновики/, итог</w:t>
-        <w:br/>
-      </w:r>
-      <w:r>
-        <w:rPr>
-          <w:rFonts w:ascii="Consolas" w:hAnsi="Consolas"/>
-          <w:sz w:val="20"/>
-        </w:rPr>
-        <w:t>зафиксируй в базе знаний проекта.</w:t>
+        <w:t>Результат — короткий .docx «Финансовый профиль проекта Гермес» в output/черновики/,итог зафиксируй в базе знаний проекта.</w:t>
       </w:r>
     </w:p>
     <w:p>
@@ -1455,7 +997,7 @@
         <w:pStyle w:val="Heading3"/>
       </w:pPr>
       <w:r>
-        <w:t>24. Блок 9 · Claude in Chrome: разведка Орбиты</w:t>
+        <w:t>22. Блок 10 · Claude in Chrome: разведка Орбиты</w:t>
       </w:r>
     </w:p>
     <w:p>
@@ -1468,15 +1010,7 @@
           <w:rFonts w:ascii="Consolas" w:hAnsi="Consolas"/>
           <w:sz w:val="20"/>
         </w:rPr>
-        <w:t>Открой сайт компании «Орбита» и публичные источники о ней (новости, карьерные страницы,</w:t>
-        <w:br/>
-      </w:r>
-      <w:r>
-        <w:rPr>
-          <w:rFonts w:ascii="Consolas" w:hAnsi="Consolas"/>
-          <w:sz w:val="20"/>
-        </w:rPr>
-        <w:t>профили в соцсетях). Собери короткое досье:</w:t>
+        <w:t>Открой сайт компании «Орбита» и публичные источники о ней (новости, карьерные страницы, профили в соцсетях). Собери короткое досье:</w:t>
         <w:br/>
       </w:r>
       <w:r>
@@ -1539,7 +1073,7 @@
         <w:pStyle w:val="Heading3"/>
       </w:pPr>
       <w:r>
-        <w:t>25. Блок 9 · Запомнить досье на лида</w:t>
+        <w:t>23. Блок 10 · Запомнить досье на лида</w:t>
       </w:r>
     </w:p>
     <w:p>
@@ -1582,15 +1116,7 @@
           <w:rFonts w:ascii="Consolas" w:hAnsi="Consolas"/>
           <w:sz w:val="20"/>
         </w:rPr>
-        <w:t>Запомни это как знание о клиенте-лиде — пригодится, когда будем готовить предложение и</w:t>
-        <w:br/>
-      </w:r>
-      <w:r>
-        <w:rPr>
-          <w:rFonts w:ascii="Consolas" w:hAnsi="Consolas"/>
-          <w:sz w:val="20"/>
-        </w:rPr>
-        <w:t>оценивать проект «Орбита».</w:t>
+        <w:t>Запомни это как знание о клиенте-лиде — пригодится, когда будем готовить предложение и оценивать проект «Орбита».</w:t>
       </w:r>
     </w:p>
     <w:p>
@@ -1598,7 +1124,7 @@
         <w:pStyle w:val="Heading3"/>
       </w:pPr>
       <w:r>
-        <w:t>26. Блок 10 · Scheduled task: мониторинг конкурентов</w:t>
+        <w:t>24. Блок 11 · Scheduled task: мониторинг конкурентов</w:t>
       </w:r>
     </w:p>
     <w:p>
@@ -1658,15 +1184,7 @@
           <w:rFonts w:ascii="Consolas" w:hAnsi="Consolas"/>
           <w:sz w:val="20"/>
         </w:rPr>
-        <w:t>— зафиксируй текущие тарифы/цены (как указано на сайте) и модель оплаты (за обращение,</w:t>
-        <w:br/>
-      </w:r>
-      <w:r>
-        <w:rPr>
-          <w:rFonts w:ascii="Consolas" w:hAnsi="Consolas"/>
-          <w:sz w:val="20"/>
-        </w:rPr>
-        <w:t xml:space="preserve">  за место, за обращение-резолюцию и т.п.);</w:t>
+        <w:t>— зафиксируй текущие тарифы/цены (как указано на сайте) и модель оплаты (за обращение, за место, за обращение-резолюцию и т.п.);</w:t>
         <w:br/>
       </w:r>
       <w:r>
@@ -1682,15 +1200,7 @@
           <w:rFonts w:ascii="Consolas" w:hAnsi="Consolas"/>
           <w:sz w:val="20"/>
         </w:rPr>
-        <w:t>— сравни с тем, что было зафиксировано вчера (если файл вчерашней сводки существует в</w:t>
-        <w:br/>
-      </w:r>
-      <w:r>
-        <w:rPr>
-          <w:rFonts w:ascii="Consolas" w:hAnsi="Consolas"/>
-          <w:sz w:val="20"/>
-        </w:rPr>
-        <w:t xml:space="preserve">  output/мониторинг/).</w:t>
+        <w:t>— сравни с тем, что было зафиксировано вчера (если файл вчерашней сводки существует в output/мониторинг/).</w:t>
         <w:br/>
       </w:r>
       <w:r>
@@ -1744,15 +1254,7 @@
           <w:rFonts w:ascii="Consolas" w:hAnsi="Consolas"/>
           <w:sz w:val="20"/>
         </w:rPr>
-        <w:t>Если есть существенные изменения — допиши краткое резюме в output/мониторинг/итоги.md с датой.</w:t>
-        <w:br/>
-      </w:r>
-      <w:r>
-        <w:rPr>
-          <w:rFonts w:ascii="Consolas" w:hAnsi="Consolas"/>
-          <w:sz w:val="20"/>
-        </w:rPr>
-        <w:t>Если изменений нет — ничего не дописывай.</w:t>
+        <w:t>Если есть существенные изменения — допиши краткое резюме в output/мониторинг/итоги.md с датой. Если изменений нет — ничего не дописывай.</w:t>
         <w:br/>
       </w:r>
       <w:r>
@@ -1767,15 +1269,7 @@
           <w:rFonts w:ascii="Consolas" w:hAnsi="Consolas"/>
           <w:sz w:val="20"/>
         </w:rPr>
-        <w:t>ВАЖНО: режим Ask before acting — но для перехода между сайтами разрешение не спрашивай,</w:t>
-        <w:br/>
-      </w:r>
-      <w:r>
-        <w:rPr>
-          <w:rFonts w:ascii="Consolas" w:hAnsi="Consolas"/>
-          <w:sz w:val="20"/>
-        </w:rPr>
-        <w:t>разрешение нужно только при попытке логина или клика на «купить».</w:t>
+        <w:t>ВАЖНО: режим Ask before acting — но для перехода между сайтами разрешение не спрашивай, разрешение нужно только при попытке логина или клика на «купить».</w:t>
       </w:r>
     </w:p>
     <w:p>
@@ -1783,7 +1277,7 @@
         <w:pStyle w:val="Heading3"/>
       </w:pPr>
       <w:r>
-        <w:t>27. Блок 11 · Вводный пакет новому РМ</w:t>
+        <w:t>25. Блок 12 · Вводный пакет новому РМ</w:t>
       </w:r>
     </w:p>
     <w:p>
@@ -1796,39 +1290,7 @@
           <w:rFonts w:ascii="Consolas" w:hAnsi="Consolas"/>
           <w:sz w:val="20"/>
         </w:rPr>
-        <w:t>Я передаю проект «Гермес» новому проджект-менеджеру. Собери для него вводный пакет — только</w:t>
-        <w:br/>
-      </w:r>
-      <w:r>
-        <w:rPr>
-          <w:rFonts w:ascii="Consolas" w:hAnsi="Consolas"/>
-          <w:sz w:val="20"/>
-        </w:rPr>
-        <w:t>то, что нужно по его зоне: на каком этапе проект, какие решения приняты (вендор, подход),</w:t>
-        <w:br/>
-      </w:r>
-      <w:r>
-        <w:rPr>
-          <w:rFonts w:ascii="Consolas" w:hAnsi="Consolas"/>
-          <w:sz w:val="20"/>
-        </w:rPr>
-        <w:t>какие риски нашли по договору, какая экономика проекта, что сейчас висит и требует решения.</w:t>
-        <w:br/>
-      </w:r>
-      <w:r>
-        <w:rPr>
-          <w:rFonts w:ascii="Consolas" w:hAnsi="Consolas"/>
-          <w:sz w:val="20"/>
-        </w:rPr>
-        <w:t>Оформи как документ, который он загрузит в свой проект. Не вываливай весь портфель — только</w:t>
-        <w:br/>
-      </w:r>
-      <w:r>
-        <w:rPr>
-          <w:rFonts w:ascii="Consolas" w:hAnsi="Consolas"/>
-          <w:sz w:val="20"/>
-        </w:rPr>
-        <w:t>его часть по «Гермесу».</w:t>
+        <w:t>Я передаю проект «Гермес» новому проджект-менеджеру. Собери для него вводный пакет — только то, что нужно по его зоне: на каком этапе проект, какие решения приняты (вендор, подход), какие риски нашли по договору, какая экономика проекта, что сейчас висит и требует решения. Оформи как документ, который он загрузит в свой проект в виде контекста. Не рассказывай о всех прочих задачах, которые я выполняю — только его часть по «Гермесу».</w:t>
       </w:r>
     </w:p>
     <w:p>
@@ -1836,7 +1298,7 @@
         <w:pStyle w:val="Heading3"/>
       </w:pPr>
       <w:r>
-        <w:t>28. Блок 11 · Войти в проект новым сотрудником</w:t>
+        <w:t>26. Блок 12 · Войти в проект новым сотрудником</w:t>
       </w:r>
     </w:p>
     <w:p>
@@ -1849,23 +1311,7 @@
           <w:rFonts w:ascii="Consolas" w:hAnsi="Consolas"/>
           <w:sz w:val="20"/>
         </w:rPr>
-        <w:t>Разбери эти вводные — я новый проджект-менеджер проекта «Гермес» в студии «Evo-ai», вхожу</w:t>
-        <w:br/>
-      </w:r>
-      <w:r>
-        <w:rPr>
-          <w:rFonts w:ascii="Consolas" w:hAnsi="Consolas"/>
-          <w:sz w:val="20"/>
-        </w:rPr>
-        <w:t>в работу сегодня. Сделай их моими рабочими знаниями и кратко скажи: на каком мы этапе, какие</w:t>
-        <w:br/>
-      </w:r>
-      <w:r>
-        <w:rPr>
-          <w:rFonts w:ascii="Consolas" w:hAnsi="Consolas"/>
-          <w:sz w:val="20"/>
-        </w:rPr>
-        <w:t>решения уже приняты, что висит на мне.</w:t>
+        <w:t>Разбери эти вводные — я новый проджект-менеджер проекта «Гермес» в студии «Evo-ai», вхожу в работу сегодня. Сделай их моими рабочими знаниями и кратко скажи: на каком мы этапе, какие решения уже приняты, что висит на мне.</w:t>
       </w:r>
     </w:p>
     <w:p>
@@ -1873,7 +1319,7 @@
         <w:pStyle w:val="Heading3"/>
       </w:pPr>
       <w:r>
-        <w:t>29. Блок 14 · Лендинг: разведка жемчужин</w:t>
+        <w:t>27. Блок 14 · Лендинг: разведка жемчужин</w:t>
       </w:r>
     </w:p>
     <w:p>
@@ -1886,31 +1332,7 @@
           <w:rFonts w:ascii="Consolas" w:hAnsi="Consolas"/>
           <w:sz w:val="20"/>
         </w:rPr>
-        <w:t>Мы хотим одностраничный лендинг для нашего флагманского ИИ-ассистента поддержки (продукт</w:t>
-        <w:br/>
-      </w:r>
-      <w:r>
-        <w:rPr>
-          <w:rFonts w:ascii="Consolas" w:hAnsi="Consolas"/>
-          <w:sz w:val="20"/>
-        </w:rPr>
-        <w:t>студии Evo-ai, первое внедрение — проект «Гермес»). Цель лендинга — wait-list ранних/пилотных</w:t>
-        <w:br/>
-      </w:r>
-      <w:r>
-        <w:rPr>
-          <w:rFonts w:ascii="Consolas" w:hAnsi="Consolas"/>
-          <w:sz w:val="20"/>
-        </w:rPr>
-        <w:t>клиентов, заявки от компаний, которым нужен ИИ, и доказательство для инвесторов, что продукт</w:t>
-        <w:br/>
-      </w:r>
-      <w:r>
-        <w:rPr>
-          <w:rFonts w:ascii="Consolas" w:hAnsi="Consolas"/>
-          <w:sz w:val="20"/>
-        </w:rPr>
-        <w:t>реальный.</w:t>
+        <w:t>Мы хотим одностраничный лендинг для нашего флагманского ИИ-ассистента поддержки (продукт студии Evo-ai, первое внедрение — проект «Гермес»). Цель лендинга — wait-list ранних/пилотных клиентов, заявки от компаний, которым нужен ИИ, и доказательство для инвесторов, что продукт реальный.</w:t>
         <w:br/>
       </w:r>
       <w:r>
@@ -1925,39 +1347,7 @@
           <w:rFonts w:ascii="Consolas" w:hAnsi="Consolas"/>
           <w:sz w:val="20"/>
         </w:rPr>
-        <w:t>ПЕРВЫМ ДЕЛОМ — не пиши ни строчки кода. Сначала пройдись по всему проекту: raw/, wiki/, output/.</w:t>
-        <w:br/>
-      </w:r>
-      <w:r>
-        <w:rPr>
-          <w:rFonts w:ascii="Consolas" w:hAnsi="Consolas"/>
-          <w:sz w:val="20"/>
-        </w:rPr>
-        <w:t>Найди всё, что сделает этот лендинг настоящим, а не шаблонным: историю основателя, ценности и</w:t>
-        <w:br/>
-      </w:r>
-      <w:r>
-        <w:rPr>
-          <w:rFonts w:ascii="Consolas" w:hAnsi="Consolas"/>
-          <w:sz w:val="20"/>
-        </w:rPr>
-        <w:t>манифест бренда, реальные отзывы/обратную связь клиентов, каталог решений, фирменные цвета,</w:t>
-        <w:br/>
-      </w:r>
-      <w:r>
-        <w:rPr>
-          <w:rFonts w:ascii="Consolas" w:hAnsi="Consolas"/>
-          <w:sz w:val="20"/>
-        </w:rPr>
-        <w:t>логотип, любые визуалы, схемы, скриншоты, графики результатов. Используй файлы любых форматов —</w:t>
-        <w:br/>
-      </w:r>
-      <w:r>
-        <w:rPr>
-          <w:rFonts w:ascii="Consolas" w:hAnsi="Consolas"/>
-          <w:sz w:val="20"/>
-        </w:rPr>
-        <w:t>тексты, документы, таблицы, презентации, картинки, логотипы.</w:t>
+        <w:t>ПЕРВЫМ ДЕЛОМ — не пиши ни строчки кода. Сначала пройдись по всему проекту: raw/, wiki/, output/. Найди всё, что сделает этот лендинг настоящим, а не шаблонным: историю основателя, ценности и манифест бренда, реальные отзывы/обратную связь клиентов, каталог решений, фирменные цвета, логотип, любые визуалы, схемы, скриншоты, графики результатов. Используй файлы любых форматов — тексты, документы, таблицы, презентации, картинки, логотипы.</w:t>
         <w:br/>
       </w:r>
       <w:r>
@@ -1972,15 +1362,7 @@
           <w:rFonts w:ascii="Consolas" w:hAnsi="Consolas"/>
           <w:sz w:val="20"/>
         </w:rPr>
-        <w:t>После того как найдёшь — выведи мне список «жемчужин»: что нашёл, в каком файле, и одной фразой</w:t>
-        <w:br/>
-      </w:r>
-      <w:r>
-        <w:rPr>
-          <w:rFonts w:ascii="Consolas" w:hAnsi="Consolas"/>
-          <w:sz w:val="20"/>
-        </w:rPr>
-        <w:t>почему это полезно для лендинга. Я хочу увидеть этот список ДО того как ты начнёшь собирать сайт.</w:t>
+        <w:t>После того как найдёшь — выведи мне список «жемчужин»: что нашёл, в каком файле, и одной фразой почему это полезно для лендинга. Я хочу увидеть этот список ДО того как ты начнёшь собирать сайт.</w:t>
         <w:br/>
       </w:r>
       <w:r>
@@ -2003,7 +1385,7 @@
         <w:pStyle w:val="Heading3"/>
       </w:pPr>
       <w:r>
-        <w:t>30. Блок 14 · Лендинг: собрать страницу</w:t>
+        <w:t>28. Блок 14 · Лендинг: собрать страницу</w:t>
       </w:r>
     </w:p>
     <w:p>
@@ -2016,31 +1398,7 @@
           <w:rFonts w:ascii="Consolas" w:hAnsi="Consolas"/>
           <w:sz w:val="20"/>
         </w:rPr>
-        <w:t>Отлично, собирай. Визуалы из презентации — вытащи и используй те, что действительно усилят</w:t>
-        <w:br/>
-      </w:r>
-      <w:r>
-        <w:rPr>
-          <w:rFonts w:ascii="Consolas" w:hAnsi="Consolas"/>
-          <w:sz w:val="20"/>
-        </w:rPr>
-        <w:t>страницу (не все подряд). Сделай одностраничный сайт **одним файлом, который открывается двойным</w:t>
-        <w:br/>
-      </w:r>
-      <w:r>
-        <w:rPr>
-          <w:rFonts w:ascii="Consolas" w:hAnsi="Consolas"/>
-          <w:sz w:val="20"/>
-        </w:rPr>
-        <w:t>кликом в браузере**, без сложных технических надстроек. Оформление и шрифты — по нашему бренду.</w:t>
-        <w:br/>
-      </w:r>
-      <w:r>
-        <w:rPr>
-          <w:rFonts w:ascii="Consolas" w:hAnsi="Consolas"/>
-          <w:sz w:val="20"/>
-        </w:rPr>
-        <w:t>Сохрани в output/черновики/landing/, визуалы — рядом, в той же папке.</w:t>
+        <w:t>Отлично, собирай. Визуалы из презентации — вытащи и используй те, что действительно усилят страницу (не все подряд). Сделай одностраничный сайт **одним файлом, который открывается двойным кликом в браузере**, без сложных технических надстроек. Оформление и шрифты — по нашему бренду. Сохрани в output/черновики/landing/, визуалы — рядом, в той же папке.</w:t>
         <w:br/>
       </w:r>
       <w:r>
@@ -2055,15 +1413,7 @@
           <w:rFonts w:ascii="Consolas" w:hAnsi="Consolas"/>
           <w:sz w:val="20"/>
         </w:rPr>
-        <w:t>Когда закончишь — открой файл сам, посмотри что получилось, и если видишь очевидное «здесь криво»</w:t>
-        <w:br/>
-      </w:r>
-      <w:r>
-        <w:rPr>
-          <w:rFonts w:ascii="Consolas" w:hAnsi="Consolas"/>
-          <w:sz w:val="20"/>
-        </w:rPr>
-        <w:t>— поправь до того как мне показать.</w:t>
+        <w:t>Когда закончишь — открой файл сам, посмотри что получилось, и если видишь очевидное «здесь криво» — поправь до того как мне показать.</w:t>
       </w:r>
     </w:p>
     <w:sectPr>

--- a/it-pm-project-materials/Промпты_воркшопа.docx
+++ b/it-pm-project-materials/Промпты_воркшопа.docx
@@ -151,7 +151,7 @@
           <w:rFonts w:ascii="Consolas" w:hAnsi="Consolas"/>
           <w:sz w:val="20"/>
         </w:rPr>
-        <w:t>Сохрани результат как Анализ обратной связи</w:t>
+        <w:t>Сохрани результат как Анализ обратной связи в формате docx.</w:t>
         <w:br/>
       </w:r>
       <w:r>
@@ -174,7 +174,7 @@
         <w:pStyle w:val="Heading3"/>
       </w:pPr>
       <w:r>
-        <w:t>4. Демо 1 · Итерация: раздел про второй релиз</w:t>
+        <w:t>4. Демо 1 · Итерация: что закрыть до прода</w:t>
       </w:r>
     </w:p>
     <w:p>
@@ -208,7 +208,7 @@
           <w:rFonts w:ascii="Consolas" w:hAnsi="Consolas"/>
           <w:sz w:val="20"/>
         </w:rPr>
-        <w:t>Теперь открой КП от вендоров инференса (Excel с ценами и условиями).</w:t>
+        <w:t>Открой КП от вендоров инференса (Excel с ценами и условиями).</w:t>
         <w:br/>
       </w:r>
       <w:r>
@@ -270,7 +270,7 @@
           <w:rFonts w:ascii="Consolas" w:hAnsi="Consolas"/>
           <w:sz w:val="20"/>
         </w:rPr>
-        <w:t>Сохрани новый файл как Сравнение_вендоров_2026-06.xlsx. Исходный файл не трогай.</w:t>
+        <w:t>Сохрани новый файл как Сравнение_вендоров_2026-06.xlsx.</w:t>
         <w:br/>
       </w:r>
       <w:r>
@@ -454,7 +454,7 @@
           <w:rFonts w:ascii="Consolas" w:hAnsi="Consolas"/>
           <w:sz w:val="20"/>
         </w:rPr>
-        <w:t>Сделай проект имейла для заказчика с нашими замечаниями по договору. По всем критически важным пунктам укажи их текущую редакцию, предпочтительную (для нас) редакцию и обоснование запрашиваемого изменения. Документ должен быть готовым для отправки этому заказчику.</w:t>
+        <w:t>Сделай проект имейла для заказчика с нашими замечаниями по договору. По всем критически важным пунктам укажи их текущую редакцию, предпочтительную (для нас) редакцию и обоснование запрашиваемого изменения. Документ должен быть готовым для отправки этому заказчику. Сохрани в формате ms word.</w:t>
       </w:r>
     </w:p>
     <w:p>
@@ -814,112 +814,7 @@
         <w:pStyle w:val="Heading3"/>
       </w:pPr>
       <w:r>
-        <w:t>14. Блок 9 · Создать роль юриста</w:t>
-      </w:r>
-    </w:p>
-    <w:p>
-      <w:pPr>
-        <w:shd w:val="clear" w:fill="F2F2F2"/>
-        <w:ind w:left="120"/>
-      </w:pPr>
-      <w:r>
-        <w:rPr>
-          <w:rFonts w:ascii="Consolas" w:hAnsi="Consolas"/>
-          <w:sz w:val="20"/>
-        </w:rPr>
-        <w:t>Создай роль юриста для нашего проекта.</w:t>
-      </w:r>
-    </w:p>
-    <w:p>
-      <w:pPr>
-        <w:pStyle w:val="Heading3"/>
-      </w:pPr>
-      <w:r>
-        <w:t>15. Блок 9 · Вызвать юриста</w:t>
-      </w:r>
-    </w:p>
-    <w:p>
-      <w:pPr>
-        <w:shd w:val="clear" w:fill="F2F2F2"/>
-        <w:ind w:left="120"/>
-      </w:pPr>
-      <w:r>
-        <w:rPr>
-          <w:rFonts w:ascii="Consolas" w:hAnsi="Consolas"/>
-          <w:sz w:val="20"/>
-        </w:rPr>
-        <w:t>Работай в роли юриста. Подтверди и кратко скажи, что у нас уже зафиксировано по юридической части.</w:t>
-      </w:r>
-    </w:p>
-    <w:p>
-      <w:pPr>
-        <w:pStyle w:val="Heading3"/>
-      </w:pPr>
-      <w:r>
-        <w:t>16. Блок 9 · Вопрос юристу: три риска</w:t>
-      </w:r>
-    </w:p>
-    <w:p>
-      <w:pPr>
-        <w:shd w:val="clear" w:fill="F2F2F2"/>
-        <w:ind w:left="120"/>
-      </w:pPr>
-      <w:r>
-        <w:rPr>
-          <w:rFonts w:ascii="Consolas" w:hAnsi="Consolas"/>
-          <w:sz w:val="20"/>
-        </w:rPr>
-        <w:t>Назови три самых серьёзных юридических риска, которые у нас сейчас есть по проекту, и откуда каждый (пункт договора или документ).</w:t>
-      </w:r>
-    </w:p>
-    <w:p>
-      <w:pPr>
-        <w:pStyle w:val="Heading3"/>
-      </w:pPr>
-      <w:r>
-        <w:t>17. Блок 9 · Задача юристу: вопросы по Орбите</w:t>
-      </w:r>
-    </w:p>
-    <w:p>
-      <w:pPr>
-        <w:shd w:val="clear" w:fill="F2F2F2"/>
-        <w:ind w:left="120"/>
-      </w:pPr>
-      <w:r>
-        <w:rPr>
-          <w:rFonts w:ascii="Consolas" w:hAnsi="Consolas"/>
-          <w:sz w:val="20"/>
-        </w:rPr>
-        <w:t>По второму клиенту в воронке — «Орбита» — заказчик готов обсуждать, договор пока не прислали. Подготовь список из 10 вопросов и пунктов, которые мы должны проверить и обсудить с заказчиком ДО подписания договора. Опирайся на риски, которые мы уже выявили по «Гермесу» — не наступать на те же грабли. Сохрани результат в Вопросы_по_Орбите.md.</w:t>
-      </w:r>
-    </w:p>
-    <w:p>
-      <w:pPr>
-        <w:pStyle w:val="Heading3"/>
-      </w:pPr>
-      <w:r>
-        <w:t>18. Блок 9 · Напомнить проверить договор Орбиты</w:t>
-      </w:r>
-    </w:p>
-    <w:p>
-      <w:pPr>
-        <w:shd w:val="clear" w:fill="F2F2F2"/>
-        <w:ind w:left="120"/>
-      </w:pPr>
-      <w:r>
-        <w:rPr>
-          <w:rFonts w:ascii="Consolas" w:hAnsi="Consolas"/>
-          <w:sz w:val="20"/>
-        </w:rPr>
-        <w:t>Когда придёт договор от этого контрагента, надо не забыть проверить его по этим пунктам.</w:t>
-      </w:r>
-    </w:p>
-    <w:p>
-      <w:pPr>
-        <w:pStyle w:val="Heading3"/>
-      </w:pPr>
-      <w:r>
-        <w:t>19. Блок 9 · Создать роль финансиста</w:t>
+        <w:t>14. Блок 9 · Создать роль финансиста</w:t>
       </w:r>
     </w:p>
     <w:p>
@@ -940,7 +835,7 @@
         <w:pStyle w:val="Heading3"/>
       </w:pPr>
       <w:r>
-        <w:t>20. Блок 9 · Вопрос финансисту: нормативы</w:t>
+        <w:t>15. Блок 9 · Вопрос финансисту: нормативы</w:t>
       </w:r>
     </w:p>
     <w:p>
@@ -953,7 +848,7 @@
           <w:rFonts w:ascii="Consolas" w:hAnsi="Consolas"/>
           <w:sz w:val="20"/>
         </w:rPr>
-        <w:t>Работаем в роли финансист. Какая у нас целевая валовая маржа проекта и минимальная предоплата заказчика на старте? И укладывается ли в эти рамки «Гермес» по тем данным, что уже есть в проекте?</w:t>
+        <w:t>Работаем в роли финансиста. Какая у нас целевая валовая маржа проекта и минимальная предоплата заказчика на старте? И укладывается ли в эти рамки «Гермес» по тем данным, что уже есть в проекте?</w:t>
       </w:r>
     </w:p>
     <w:p>
@@ -961,7 +856,7 @@
         <w:pStyle w:val="Heading3"/>
       </w:pPr>
       <w:r>
-        <w:t>21. Блок 9 · Задача финансисту: финпрофиль проекта</w:t>
+        <w:t>16. Блок 9 · Задача финансисту: финпрофиль проекта</w:t>
       </w:r>
     </w:p>
     <w:p>
@@ -989,7 +884,7 @@
           <w:rFonts w:ascii="Consolas" w:hAnsi="Consolas"/>
           <w:sz w:val="20"/>
         </w:rPr>
-        <w:t>Результат — короткий .docx «Финансовый профиль проекта Гермес» в output/черновики/,итог зафиксируй в базе знаний проекта.</w:t>
+        <w:t>Результат — короткий .docx «Финансовый профиль проекта Гермес» в output/черновики/, итог зафиксируй в базе знаний проекта.</w:t>
       </w:r>
     </w:p>
     <w:p>
@@ -997,7 +892,7 @@
         <w:pStyle w:val="Heading3"/>
       </w:pPr>
       <w:r>
-        <w:t>22. Блок 10 · Claude in Chrome: разведка Орбиты</w:t>
+        <w:t>17. Блок 10 · Claude in Chrome: разведка Орбиты</w:t>
       </w:r>
     </w:p>
     <w:p>
@@ -1073,58 +968,7 @@
         <w:pStyle w:val="Heading3"/>
       </w:pPr>
       <w:r>
-        <w:t>23. Блок 10 · Запомнить досье на лида</w:t>
-      </w:r>
-    </w:p>
-    <w:p>
-      <w:pPr>
-        <w:shd w:val="clear" w:fill="F2F2F2"/>
-        <w:ind w:left="120"/>
-      </w:pPr>
-      <w:r>
-        <w:rPr>
-          <w:rFonts w:ascii="Consolas" w:hAnsi="Consolas"/>
-          <w:sz w:val="20"/>
-        </w:rPr>
-        <w:t>Вот досье на компанию «Орбита» — собрал по открытым источникам через Claude in Chrome:</w:t>
-        <w:br/>
-      </w:r>
-      <w:r>
-        <w:rPr>
-          <w:rFonts w:ascii="Consolas" w:hAnsi="Consolas"/>
-          <w:sz w:val="20"/>
-        </w:rPr>
-        <w:br/>
-      </w:r>
-      <w:r>
-        <w:rPr>
-          <w:rFonts w:ascii="Consolas" w:hAnsi="Consolas"/>
-          <w:sz w:val="20"/>
-        </w:rPr>
-        <w:t>[вставляю сюда текст обзора из боковой панели]</w:t>
-        <w:br/>
-      </w:r>
-      <w:r>
-        <w:rPr>
-          <w:rFonts w:ascii="Consolas" w:hAnsi="Consolas"/>
-          <w:sz w:val="20"/>
-        </w:rPr>
-        <w:br/>
-      </w:r>
-      <w:r>
-        <w:rPr>
-          <w:rFonts w:ascii="Consolas" w:hAnsi="Consolas"/>
-          <w:sz w:val="20"/>
-        </w:rPr>
-        <w:t>Запомни это как знание о клиенте-лиде — пригодится, когда будем готовить предложение и оценивать проект «Орбита».</w:t>
-      </w:r>
-    </w:p>
-    <w:p>
-      <w:pPr>
-        <w:pStyle w:val="Heading3"/>
-      </w:pPr>
-      <w:r>
-        <w:t>24. Блок 11 · Scheduled task: мониторинг конкурентов</w:t>
+        <w:t>18. Блок 11 · Scheduled task: мониторинг конкурентов</w:t>
       </w:r>
     </w:p>
     <w:p>
@@ -1269,7 +1113,7 @@
           <w:rFonts w:ascii="Consolas" w:hAnsi="Consolas"/>
           <w:sz w:val="20"/>
         </w:rPr>
-        <w:t>ВАЖНО: режим Ask before acting — но для перехода между сайтами разрешение не спрашивай, разрешение нужно только при попытке логина или клика на «купить».</w:t>
+        <w:t>ВАЖНО: для перехода между сайтами разрешение не спрашивай — разрешение нужно только при попытке логина или клика на «купить».</w:t>
       </w:r>
     </w:p>
     <w:p>
@@ -1277,7 +1121,7 @@
         <w:pStyle w:val="Heading3"/>
       </w:pPr>
       <w:r>
-        <w:t>25. Блок 12 · Вводный пакет новому РМ</w:t>
+        <w:t>19. Блок 12 · Вводный пакет новому РМ</w:t>
       </w:r>
     </w:p>
     <w:p>
@@ -1298,7 +1142,7 @@
         <w:pStyle w:val="Heading3"/>
       </w:pPr>
       <w:r>
-        <w:t>26. Блок 12 · Войти в проект новым сотрудником</w:t>
+        <w:t>20. Блок 12 · Войти в проект новым сотрудником</w:t>
       </w:r>
     </w:p>
     <w:p>
@@ -1311,7 +1155,7 @@
           <w:rFonts w:ascii="Consolas" w:hAnsi="Consolas"/>
           <w:sz w:val="20"/>
         </w:rPr>
-        <w:t>Разбери эти вводные — я новый проджект-менеджер проекта «Гермес» в студии «Evo-ai», вхожу в работу сегодня. Сделай их моими рабочими знаниями и кратко скажи: на каком мы этапе, какие решения уже приняты, что висит на мне.</w:t>
+        <w:t>Разбери эти вводные — я новый проджект-менеджер проекта «Гермес» в студии «Evo-ai», вхожу в работу сегодня. Сделай их моими рабочими знаниями и кратко скажи: на каком мы этапе, какие решения уже приняты, что висит на мне. Файл положил в input.</w:t>
       </w:r>
     </w:p>
     <w:p>
@@ -1319,7 +1163,7 @@
         <w:pStyle w:val="Heading3"/>
       </w:pPr>
       <w:r>
-        <w:t>27. Блок 14 · Лендинг: разведка жемчужин</w:t>
+        <w:t>21. Блок 13 · Лендинг: разведка жемчужин</w:t>
       </w:r>
     </w:p>
     <w:p>
@@ -1385,7 +1229,7 @@
         <w:pStyle w:val="Heading3"/>
       </w:pPr>
       <w:r>
-        <w:t>28. Блок 14 · Лендинг: собрать страницу</w:t>
+        <w:t>22. Блок 13 · Лендинг: собрать страницу</w:t>
       </w:r>
     </w:p>
     <w:p>
@@ -1398,7 +1242,7 @@
           <w:rFonts w:ascii="Consolas" w:hAnsi="Consolas"/>
           <w:sz w:val="20"/>
         </w:rPr>
-        <w:t>Отлично, собирай. Визуалы из презентации — вытащи и используй те, что действительно усилят страницу (не все подряд). Сделай одностраничный сайт **одним файлом, который открывается двойным кликом в браузере**, без сложных технических надстроек. Оформление и шрифты — по нашему бренду. Сохрани в output/черновики/landing/, визуалы — рядом, в той же папке.</w:t>
+        <w:t>Отлично, собирай. Визуалы из презентации — вытащи и используй те, что действительно усилят страницу (не все подряд).</w:t>
         <w:br/>
       </w:r>
       <w:r>
